--- a/docs/legal/review-2026-06-16/rj-ronald-j-antonelli/word/01-rj-strategy-and-document-memo.docx
+++ b/docs/legal/review-2026-06-16/rj-ronald-j-antonelli/word/01-rj-strategy-and-document-memo.docx
@@ -13,7 +13,7 @@
     </w:p>
     <w:p>
       <w:r>
-        <w:t>Company: LoLo Care Inc</w:t>
+        <w:t>Company: Lolo Care, Inc.</w:t>
       </w:r>
     </w:p>
     <w:p>
@@ -97,7 +97,7 @@
         <w:pStyle w:val="ListBullet"/>
       </w:pPr>
       <w:r>
-        <w:t>require independent counsel review for LoLo Care Inc.</w:t>
+        <w:t>require independent counsel review for Lolo Care, Inc..</w:t>
       </w:r>
     </w:p>
     <w:p>
@@ -274,7 +274,7 @@
           </w:tcPr>
           <w:p>
             <w:r>
-              <w:t>Charles Petrini Poli</w:t>
+              <w:t>Charles Petrini-Poli</w:t>
             </w:r>
           </w:p>
         </w:tc>
